--- a/pr-preview/pr-488/bayesian-examples-handout.docx
+++ b/pr-preview/pr-488/bayesian-examples-handout.docx
@@ -15,7 +15,7 @@
         <w:pStyle w:val="Date"/>
       </w:pPr>
       <w:r>
-        <w:t xml:space="preserve">Last modified: 2026-10-26 17:10:42 (PDT)</w:t>
+        <w:t xml:space="preserve">Last modified: 2026-10-26 17:35:11 (PDT)</w:t>
       </w:r>
     </w:p>
     <w:p>
@@ -1760,7 +1760,7 @@
         <w:t xml:space="preserve"> </w:t>
       </w:r>
       <w:r>
-        <w:t xml:space="preserve">and slice sampling otherwise.</w:t>
+        <w:t xml:space="preserve">and slice or Metropolis steps otherwise.</w:t>
       </w:r>
       <w:r>
         <w:t xml:space="preserve"> </w:t>
@@ -1836,7 +1836,7 @@
         <w:t xml:space="preserve"> </w:t>
       </w:r>
       <w:r>
-        <w:t xml:space="preserve">A Stan model sums a discrete quantity out of the</w:t>
+        <w:t xml:space="preserve">A Stan model sums a discrete quantity out of the joint</w:t>
       </w:r>
       <w:r>
         <w:t xml:space="preserve"> </w:t>
@@ -1846,14 +1846,14 @@
           <w:rPr>
             <w:rStyle w:val="Hyperlink"/>
           </w:rPr>
-          <w:t xml:space="preserve">likelihood</w:t>
+          <w:t xml:space="preserve">density</w:t>
         </w:r>
       </w:hyperlink>
       <w:r>
         <w:t xml:space="preserve"> </w:t>
       </w:r>
       <w:r>
-        <w:t xml:space="preserve">instead</w:t>
+        <w:t xml:space="preserve">of the data and the parameters instead</w:t>
       </w:r>
       <w:r>
         <w:t xml:space="preserve"> </w:t>
@@ -1950,9 +1950,9 @@
               <w:tblLook w:firstRow="1" w:lastRow="0" w:firstColumn="0" w:lastColumn="0" w:noHBand="0" w:noVBand="0" w:val="0020"/>
             </w:tblPr>
             <w:tblGrid>
-              <w:gridCol w:w="595"/>
-              <w:gridCol w:w="3811"/>
-              <w:gridCol w:w="3513"/>
+              <w:gridCol w:w="571"/>
+              <w:gridCol w:w="3974"/>
+              <w:gridCol w:w="3373"/>
             </w:tblGrid>
             <w:tr>
               <w:trPr>
@@ -2021,7 +2021,7 @@
                     <w:jc w:val="center"/>
                   </w:pPr>
                   <w:r>
-                    <w:t xml:space="preserve">Updates one node at a time, as in Gibbs sampling, with conjugate samplers where it recognizes them and slice sampling otherwise</w:t>
+                    <w:t xml:space="preserve">Updates one node at a time, as in Gibbs sampling, with conjugate samplers where it recognizes them and slice or Metropolis steps otherwise</w:t>
                   </w:r>
                 </w:p>
               </w:tc>
@@ -2196,7 +2196,7 @@
                     <w:jc w:val="center"/>
                   </w:pPr>
                   <w:r>
-                    <w:t xml:space="preserve">Not allowed; they are summed out of the likelihood</w:t>
+                    <w:t xml:space="preserve">Not allowed; they are summed out of the joint density</w:t>
                   </w:r>
                 </w:p>
               </w:tc>
@@ -2449,26 +2449,6 @@
         <w:pStyle w:val="BodyText"/>
       </w:pPr>
       <w:r>
-        <w:t xml:space="preserve">The table’s rows are in</w:t>
-      </w:r>
-      <w:r>
-        <w:t xml:space="preserve"> </w:t>
-      </w:r>
-      <w:hyperlink r:id="rId24">
-        <w:r>
-          <w:rPr>
-            <w:rStyle w:val="VerbatimChar"/>
-          </w:rPr>
-          <w:t xml:space="preserve">data/bayes-software.csv</w:t>
-        </w:r>
-      </w:hyperlink>
-      <w:r>
-        <w:t xml:space="preserve">.</w:t>
-      </w:r>
-      <w:r>
-        <w:t xml:space="preserve"> </w:t>
-      </w:r>
-      <w:r>
         <w:t xml:space="preserve">The next example fits the model of</w:t>
       </w:r>
       <w:r>
@@ -2516,7 +2496,7 @@
       <w:r>
         <w:t xml:space="preserve"> </w:t>
       </w:r>
-      <w:hyperlink r:id="rId25">
+      <w:hyperlink r:id="rId24">
         <w:r>
           <w:rPr>
             <w:rStyle w:val="Hyperlink"/>
@@ -2574,7 +2554,7 @@
       <w:r>
         <w:t xml:space="preserve"> </w:t>
       </w:r>
-      <w:hyperlink r:id="rId26">
+      <w:hyperlink r:id="rId25">
         <w:r>
           <w:rPr>
             <w:rStyle w:val="Hyperlink"/>
@@ -2591,7 +2571,7 @@
       <w:r>
         <w:t xml:space="preserve"> </w:t>
       </w:r>
-      <w:hyperlink r:id="rId20">
+      <w:hyperlink r:id="rId26">
         <w:r>
           <w:rPr>
             <w:rStyle w:val="Hyperlink"/>
@@ -3677,7 +3657,7 @@
         <w:t xml:space="preserve"> </w:t>
       </w:r>
       <w:r>
-        <w:t xml:space="preserve">the mean and interval from each program differ from the Beta</w:t>
+        <w:t xml:space="preserve">the mean and the interval endpoints from each program differ from those of the Beta</w:t>
       </w:r>
       <w:r>
         <w:t xml:space="preserve"> </w:t>
@@ -3690,9 +3670,6 @@
           <w:t xml:space="preserve">posterior</w:t>
         </w:r>
       </w:hyperlink>
-      <w:r>
-        <w:t xml:space="preserve">’s</w:t>
-      </w:r>
       <w:r>
         <w:t xml:space="preserve"> </w:t>
       </w:r>
@@ -10060,7 +10037,7 @@
       <w:r>
         <w:t xml:space="preserve"> </w:t>
       </w:r>
-      <w:hyperlink r:id="rId25">
+      <w:hyperlink r:id="rId24">
         <w:r>
           <w:rPr>
             <w:rStyle w:val="Hyperlink"/>
